--- a/Отчеты/ЛР2.docx
+++ b/Отчеты/ЛР2.docx
@@ -2109,6 +2109,10 @@
     </w:p>
     <w:p>
       <w:r>
+        <w:rPr>
+          <w:noProof/>
+          <w:lang w:eastAsia="ru-RU"/>
+        </w:rPr>
         <w:drawing>
           <wp:inline distT="0" distB="0" distL="0" distR="0" wp14:anchorId="4C7F75DD" wp14:editId="2A5D2E86">
             <wp:extent cx="5940425" cy="2858933"/>
@@ -2218,14 +2222,7 @@
           <w:sz w:val="24"/>
           <w:szCs w:val="24"/>
         </w:rPr>
-        <w:t>страница на ноутбуке</w:t>
-      </w:r>
-      <w:r>
-        <w:rPr>
-          <w:sz w:val="24"/>
-          <w:szCs w:val="24"/>
-        </w:rPr>
-        <w:t xml:space="preserve"> до применения стилей </w:t>
+        <w:t xml:space="preserve">страница на ноутбуке до применения стилей </w:t>
       </w:r>
       <w:r>
         <w:rPr>
@@ -2532,16 +2529,7 @@
           <w:sz w:val="24"/>
           <w:szCs w:val="24"/>
         </w:rPr>
-        <w:t>страница на но</w:t>
-      </w:r>
-      <w:bookmarkStart w:id="0" w:name="_GoBack"/>
-      <w:bookmarkEnd w:id="0"/>
-      <w:r>
-        <w:rPr>
-          <w:sz w:val="24"/>
-          <w:szCs w:val="24"/>
-        </w:rPr>
-        <w:t>утбуке</w:t>
+        <w:t>страница на ноутбуке</w:t>
       </w:r>
       <w:r>
         <w:rPr>
@@ -2694,15 +2682,11 @@
         <w:jc w:val="center"/>
       </w:pPr>
       <w:r>
-        <w:rPr>
-          <w:noProof/>
-          <w:lang w:eastAsia="ru-RU"/>
-        </w:rPr>
         <w:drawing>
-          <wp:inline distT="0" distB="0" distL="0" distR="0" wp14:anchorId="05382178" wp14:editId="5568B283">
-            <wp:extent cx="2049958" cy="4427604"/>
-            <wp:effectExtent l="0" t="0" r="7620" b="0"/>
-            <wp:docPr id="6" name="Рисунок 6"/>
+          <wp:inline distT="0" distB="0" distL="0" distR="0" wp14:anchorId="2BE04CAD" wp14:editId="56EA5A72">
+            <wp:extent cx="2057400" cy="4457059"/>
+            <wp:effectExtent l="0" t="0" r="0" b="1270"/>
+            <wp:docPr id="5" name="Рисунок 5" descr="https://sun9-15.userapi.com/impg/gwcTfMGxy5hUZFOka_8SC50hxHUtOKMFMfhJLw/yaEQ0rWLimE.jpg?size=997x2160&amp;quality=95&amp;sign=36c45cae4156f3f58166d29aa72a89cb&amp;type=album"/>
             <wp:cNvGraphicFramePr>
               <a:graphicFrameLocks xmlns:a="http://schemas.openxmlformats.org/drawingml/2006/main" noChangeAspect="1"/>
             </wp:cNvGraphicFramePr>
@@ -2710,23 +2694,36 @@
               <a:graphicData uri="http://schemas.openxmlformats.org/drawingml/2006/picture">
                 <pic:pic xmlns:pic="http://schemas.openxmlformats.org/drawingml/2006/picture">
                   <pic:nvPicPr>
-                    <pic:cNvPr id="0" name=""/>
-                    <pic:cNvPicPr/>
+                    <pic:cNvPr id="0" name="Picture 1" descr="https://sun9-15.userapi.com/impg/gwcTfMGxy5hUZFOka_8SC50hxHUtOKMFMfhJLw/yaEQ0rWLimE.jpg?size=997x2160&amp;quality=95&amp;sign=36c45cae4156f3f58166d29aa72a89cb&amp;type=album"/>
+                    <pic:cNvPicPr>
+                      <a:picLocks noChangeAspect="1" noChangeArrowheads="1"/>
+                    </pic:cNvPicPr>
                   </pic:nvPicPr>
                   <pic:blipFill>
-                    <a:blip r:embed="rId27"/>
+                    <a:blip r:embed="rId27" cstate="print">
+                      <a:extLst>
+                        <a:ext uri="{28A0092B-C50C-407E-A947-70E740481C1C}">
+                          <a14:useLocalDpi xmlns:a14="http://schemas.microsoft.com/office/drawing/2010/main" val="0"/>
+                        </a:ext>
+                      </a:extLst>
+                    </a:blip>
+                    <a:srcRect/>
                     <a:stretch>
                       <a:fillRect/>
                     </a:stretch>
                   </pic:blipFill>
-                  <pic:spPr>
+                  <pic:spPr bwMode="auto">
                     <a:xfrm>
                       <a:off x="0" y="0"/>
-                      <a:ext cx="2049958" cy="4427604"/>
+                      <a:ext cx="2058603" cy="4459665"/>
                     </a:xfrm>
                     <a:prstGeom prst="rect">
                       <a:avLst/>
                     </a:prstGeom>
+                    <a:noFill/>
+                    <a:ln>
+                      <a:noFill/>
+                    </a:ln>
                   </pic:spPr>
                 </pic:pic>
               </a:graphicData>
@@ -2734,6 +2731,8 @@
           </wp:inline>
         </w:drawing>
       </w:r>
+      <w:bookmarkStart w:id="0" w:name="_GoBack"/>
+      <w:bookmarkEnd w:id="0"/>
     </w:p>
     <w:p>
       <w:pPr>
@@ -2817,142 +2816,6 @@
         <w:t>страница на мобильном устройстве</w:t>
       </w:r>
     </w:p>
-    <w:p>
-      <w:pPr>
-        <w:jc w:val="center"/>
-        <w:rPr>
-          <w:sz w:val="24"/>
-          <w:szCs w:val="24"/>
-        </w:rPr>
-      </w:pPr>
-      <w:r>
-        <w:rPr>
-          <w:noProof/>
-          <w:sz w:val="24"/>
-          <w:szCs w:val="24"/>
-          <w:lang w:eastAsia="ru-RU"/>
-        </w:rPr>
-        <w:lastRenderedPageBreak/>
-        <w:drawing>
-          <wp:inline distT="0" distB="0" distL="0" distR="0" wp14:anchorId="2C953517" wp14:editId="7322839A">
-            <wp:extent cx="2049958" cy="4450466"/>
-            <wp:effectExtent l="0" t="0" r="7620" b="7620"/>
-            <wp:docPr id="8" name="Рисунок 8"/>
-            <wp:cNvGraphicFramePr>
-              <a:graphicFrameLocks xmlns:a="http://schemas.openxmlformats.org/drawingml/2006/main" noChangeAspect="1"/>
-            </wp:cNvGraphicFramePr>
-            <a:graphic xmlns:a="http://schemas.openxmlformats.org/drawingml/2006/main">
-              <a:graphicData uri="http://schemas.openxmlformats.org/drawingml/2006/picture">
-                <pic:pic xmlns:pic="http://schemas.openxmlformats.org/drawingml/2006/picture">
-                  <pic:nvPicPr>
-                    <pic:cNvPr id="0" name=""/>
-                    <pic:cNvPicPr/>
-                  </pic:nvPicPr>
-                  <pic:blipFill>
-                    <a:blip r:embed="rId28"/>
-                    <a:stretch>
-                      <a:fillRect/>
-                    </a:stretch>
-                  </pic:blipFill>
-                  <pic:spPr>
-                    <a:xfrm>
-                      <a:off x="0" y="0"/>
-                      <a:ext cx="2049958" cy="4450466"/>
-                    </a:xfrm>
-                    <a:prstGeom prst="rect">
-                      <a:avLst/>
-                    </a:prstGeom>
-                  </pic:spPr>
-                </pic:pic>
-              </a:graphicData>
-            </a:graphic>
-          </wp:inline>
-        </w:drawing>
-      </w:r>
-    </w:p>
-    <w:p>
-      <w:pPr>
-        <w:jc w:val="center"/>
-        <w:rPr>
-          <w:sz w:val="24"/>
-          <w:szCs w:val="24"/>
-        </w:rPr>
-      </w:pPr>
-      <w:r>
-        <w:rPr>
-          <w:sz w:val="24"/>
-          <w:szCs w:val="24"/>
-        </w:rPr>
-        <w:t xml:space="preserve">Рисунок </w:t>
-      </w:r>
-      <w:r>
-        <w:rPr>
-          <w:sz w:val="24"/>
-          <w:szCs w:val="24"/>
-        </w:rPr>
-        <w:t>21</w:t>
-      </w:r>
-      <w:r>
-        <w:rPr>
-          <w:sz w:val="24"/>
-          <w:szCs w:val="24"/>
-        </w:rPr>
-        <w:t xml:space="preserve"> </w:t>
-      </w:r>
-      <w:r>
-        <w:rPr>
-          <w:sz w:val="24"/>
-          <w:szCs w:val="24"/>
-        </w:rPr>
-        <w:t>–</w:t>
-      </w:r>
-      <w:r>
-        <w:rPr>
-          <w:sz w:val="24"/>
-          <w:szCs w:val="24"/>
-        </w:rPr>
-        <w:t xml:space="preserve"> </w:t>
-      </w:r>
-      <w:proofErr w:type="gramStart"/>
-      <w:r>
-        <w:rPr>
-          <w:sz w:val="24"/>
-          <w:szCs w:val="24"/>
-        </w:rPr>
-        <w:t>Главная</w:t>
-      </w:r>
-      <w:proofErr w:type="gramEnd"/>
-      <w:r>
-        <w:rPr>
-          <w:sz w:val="24"/>
-          <w:szCs w:val="24"/>
-        </w:rPr>
-        <w:t xml:space="preserve"> </w:t>
-      </w:r>
-      <w:r>
-        <w:rPr>
-          <w:sz w:val="24"/>
-          <w:szCs w:val="24"/>
-          <w:lang w:val="en-US"/>
-        </w:rPr>
-        <w:t>HTML</w:t>
-      </w:r>
-      <w:r>
-        <w:rPr>
-          <w:sz w:val="24"/>
-          <w:szCs w:val="24"/>
-        </w:rPr>
-        <w:t>–</w:t>
-      </w:r>
-      <w:r>
-        <w:rPr>
-          <w:sz w:val="24"/>
-          <w:szCs w:val="24"/>
-        </w:rPr>
-        <w:t>страница на мобильном устройстве</w:t>
-      </w:r>
-    </w:p>
-    <w:p/>
     <w:p>
       <w:pPr>
         <w:rPr>
@@ -3067,6 +2930,7 @@
         <w:docPartUnique/>
       </w:docPartObj>
     </w:sdtPr>
+    <w:sdtEndPr/>
     <w:sdtContent>
       <w:p>
         <w:pPr>
@@ -3086,7 +2950,7 @@
           <w:rPr>
             <w:noProof/>
           </w:rPr>
-          <w:t>14</w:t>
+          <w:t>13</w:t>
         </w:r>
         <w:r>
           <w:fldChar w:fldCharType="end"/>
@@ -3322,7 +3186,6 @@
   <w:style w:type="character" w:default="1" w:styleId="a0">
     <w:name w:val="Default Paragraph Font"/>
     <w:uiPriority w:val="1"/>
-    <w:semiHidden/>
     <w:unhideWhenUsed/>
   </w:style>
   <w:style w:type="table" w:default="1" w:styleId="a1">
@@ -3685,7 +3548,6 @@
   <w:style w:type="character" w:default="1" w:styleId="a0">
     <w:name w:val="Default Paragraph Font"/>
     <w:uiPriority w:val="1"/>
-    <w:semiHidden/>
     <w:unhideWhenUsed/>
   </w:style>
   <w:style w:type="table" w:default="1" w:styleId="a1">
